--- a/Backend/Director_Disclosure/Output_Disclosures/2024-25/RAIPUR_ENERGEN_LIMITED/DIR-8/DIR8_MAITRI_KIRANKUMAR_MEHTA_07549243.docx
+++ b/Backend/Director_Disclosure/Output_Disclosures/2024-25/RAIPUR_ENERGEN_LIMITED/DIR-8/DIR8_MAITRI_KIRANKUMAR_MEHTA_07549243.docx
@@ -690,7 +690,7 @@
                 <w:b w:val="0"/>
                 <w:sz w:val="23"/>
               </w:rPr>
-              <w:t>DISHMAN CARBOGEN AMCIS LIMITED</w:t>
+              <w:t>RAIPUR ENERGEN LIMITED</w:t>
             </w:r>
           </w:p>
         </w:tc>
@@ -709,7 +709,7 @@
                 <w:b w:val="0"/>
                 <w:sz w:val="23"/>
               </w:rPr>
-              <w:t>24/09/2019</w:t>
+              <w:t>01/11/2019</w:t>
             </w:r>
           </w:p>
         </w:tc>
@@ -1105,7 +1105,7 @@
           <w:b w:val="0"/>
           <w:sz w:val="23"/>
         </w:rPr>
-        <w:t xml:space="preserve">Date: 07th May, 2026</w:t>
+        <w:t xml:space="preserve">Date: 15th May, 2026</w:t>
         <w:tab/>
       </w:r>
     </w:p>
